--- a/pr-preview/pr-223/sufficiency-handout-tracked-changes.docx
+++ b/pr-preview/pr-223/sufficiency-handout-tracked-changes.docx
@@ -16,7 +16,7 @@
       </w:pPr>
       <w:del w:id="1" w:author="PR Preview" w:date="2026-01-01T00:00:00Z">
         <w:r>
-          <w:delText xml:space="preserve">Last modified: 2026-10-15 15:19:11 (PDT)</w:delText>
+          <w:delText xml:space="preserve">Last modified: 2026-10-16 03:31:39 (PDT)</w:delText>
         </w:r>
       </w:del>
     </w:p>
@@ -26,7 +26,7 @@
       </w:pPr>
       <w:ins w:id="2" w:author="PR Preview" w:date="2026-01-01T00:00:00Z">
         <w:r>
-          <w:t xml:space="preserve">Last modified: 2026-10-15 15:15:08 (PDT)</w:t>
+          <w:t xml:space="preserve">Last modified: 2026-10-16 03:35:32 (PDT)</w:t>
         </w:r>
       </w:ins>
     </w:p>
@@ -140,16 +140,21 @@
             <m:grow/>
           </m:dPr>
           <m:e>
-            <m:acc>
-              <m:accPr>
-                <m:chr m:val="̃"/>
-              </m:accPr>
+            <m:limLow>
               <m:e>
                 <m:r>
                   <m:t>X</m:t>
                 </m:r>
               </m:e>
-            </m:acc>
+              <m:lim>
+                <m:r>
+                  <m:rPr>
+                    <m:sty m:val="p"/>
+                  </m:rPr>
+                  <m:t>∼</m:t>
+                </m:r>
+              </m:lim>
+            </m:limLow>
           </m:e>
         </m:d>
         <m:r>
@@ -189,16 +194,21 @@
             <m:grow/>
           </m:dPr>
           <m:e>
-            <m:acc>
-              <m:accPr>
-                <m:chr m:val="̃"/>
-              </m:accPr>
+            <m:limLow>
               <m:e>
                 <m:r>
                   <m:t>x</m:t>
                 </m:r>
               </m:e>
-            </m:acc>
+              <m:lim>
+                <m:r>
+                  <m:rPr>
+                    <m:sty m:val="p"/>
+                  </m:rPr>
+                  <m:t>∼</m:t>
+                </m:r>
+              </m:lim>
+            </m:limLow>
           </m:e>
         </m:d>
         <m:r>
@@ -301,16 +311,21 @@
         <w:t xml:space="preserve"> </w:t>
       </w:r>
       <m:oMath>
-        <m:acc>
-          <m:accPr>
-            <m:chr m:val="̃"/>
-          </m:accPr>
+        <m:limLow>
           <m:e>
             <m:r>
               <m:t>X</m:t>
             </m:r>
           </m:e>
-        </m:acc>
+          <m:lim>
+            <m:r>
+              <m:rPr>
+                <m:sty m:val="p"/>
+              </m:rPr>
+              <m:t>∼</m:t>
+            </m:r>
+          </m:lim>
+        </m:limLow>
       </m:oMath>
       <w:r>
         <w:t xml:space="preserve"> </w:t>
@@ -364,16 +379,21 @@
             <m:grow/>
           </m:dPr>
           <m:e>
-            <m:acc>
-              <m:accPr>
-                <m:chr m:val="̃"/>
-              </m:accPr>
+            <m:limLow>
               <m:e>
                 <m:r>
                   <m:t>X</m:t>
                 </m:r>
               </m:e>
-            </m:acc>
+              <m:lim>
+                <m:r>
+                  <m:rPr>
+                    <m:sty m:val="p"/>
+                  </m:rPr>
+                  <m:t>∼</m:t>
+                </m:r>
+              </m:lim>
+            </m:limLow>
           </m:e>
         </m:d>
         <m:r>
@@ -420,16 +440,21 @@
         <w:t xml:space="preserve"> </w:t>
       </w:r>
       <m:oMath>
-        <m:acc>
-          <m:accPr>
-            <m:chr m:val="̃"/>
-          </m:accPr>
+        <m:limLow>
           <m:e>
             <m:r>
               <m:t>x</m:t>
             </m:r>
           </m:e>
-        </m:acc>
+          <m:lim>
+            <m:r>
+              <m:rPr>
+                <m:sty m:val="p"/>
+              </m:rPr>
+              <m:t>∼</m:t>
+            </m:r>
+          </m:lim>
+        </m:limLow>
       </m:oMath>
       <w:r>
         <w:t xml:space="preserve"> </w:t>
@@ -525,32 +550,42 @@
               <m:grow/>
             </m:dPr>
             <m:e>
-              <m:acc>
-                <m:accPr>
-                  <m:chr m:val="̃"/>
-                </m:accPr>
+              <m:limLow>
                 <m:e>
                   <m:r>
                     <m:t>X</m:t>
                   </m:r>
                 </m:e>
-              </m:acc>
+                <m:lim>
+                  <m:r>
+                    <m:rPr>
+                      <m:sty m:val="p"/>
+                    </m:rPr>
+                    <m:t>∼</m:t>
+                  </m:r>
+                </m:lim>
+              </m:limLow>
               <m:r>
                 <m:rPr>
                   <m:sty m:val="p"/>
                 </m:rPr>
                 <m:t>=</m:t>
               </m:r>
-              <m:acc>
-                <m:accPr>
-                  <m:chr m:val="̃"/>
-                </m:accPr>
+              <m:limLow>
                 <m:e>
                   <m:r>
                     <m:t>x</m:t>
                   </m:r>
                 </m:e>
-              </m:acc>
+                <m:lim>
+                  <m:r>
+                    <m:rPr>
+                      <m:sty m:val="p"/>
+                    </m:rPr>
+                    <m:t>∼</m:t>
+                  </m:r>
+                </m:lim>
+              </m:limLow>
               <m:r>
                 <m:rPr>
                   <m:sty m:val="p"/>
@@ -571,16 +606,21 @@
                   <m:grow/>
                 </m:dPr>
                 <m:e>
-                  <m:acc>
-                    <m:accPr>
-                      <m:chr m:val="̃"/>
-                    </m:accPr>
+                  <m:limLow>
                     <m:e>
                       <m:r>
                         <m:t>X</m:t>
                       </m:r>
                     </m:e>
-                  </m:acc>
+                    <m:lim>
+                      <m:r>
+                        <m:rPr>
+                          <m:sty m:val="p"/>
+                        </m:rPr>
+                        <m:t>∼</m:t>
+                      </m:r>
+                    </m:lim>
+                  </m:limLow>
                 </m:e>
               </m:d>
               <m:r>
@@ -660,16 +700,21 @@
                   <m:grow/>
                 </m:dPr>
                 <m:e>
-                  <m:acc>
-                    <m:accPr>
-                      <m:chr m:val="̃"/>
-                    </m:accPr>
+                  <m:limLow>
                     <m:e>
                       <m:r>
                         <m:t>X</m:t>
                       </m:r>
                     </m:e>
-                  </m:acc>
+                    <m:lim>
+                      <m:r>
+                        <m:rPr>
+                          <m:sty m:val="p"/>
+                        </m:rPr>
+                        <m:t>∼</m:t>
+                      </m:r>
+                    </m:lim>
+                  </m:limLow>
                 </m:e>
               </m:d>
               <m:r>
@@ -792,16 +837,21 @@
             <m:grow/>
           </m:dPr>
           <m:e>
-            <m:acc>
-              <m:accPr>
-                <m:chr m:val="̃"/>
-              </m:accPr>
+            <m:limLow>
               <m:e>
                 <m:r>
                   <m:t>X</m:t>
                 </m:r>
               </m:e>
-            </m:acc>
+              <m:lim>
+                <m:r>
+                  <m:rPr>
+                    <m:sty m:val="p"/>
+                  </m:rPr>
+                  <m:t>∼</m:t>
+                </m:r>
+              </m:lim>
+            </m:limLow>
           </m:e>
         </m:d>
         <m:r>
@@ -855,16 +905,21 @@
             <m:grow/>
           </m:dPr>
           <m:e>
-            <m:acc>
-              <m:accPr>
-                <m:chr m:val="̃"/>
-              </m:accPr>
+            <m:limLow>
               <m:e>
                 <m:r>
                   <m:t>X</m:t>
                 </m:r>
               </m:e>
-            </m:acc>
+              <m:lim>
+                <m:r>
+                  <m:rPr>
+                    <m:sty m:val="p"/>
+                  </m:rPr>
+                  <m:t>∼</m:t>
+                </m:r>
+              </m:lim>
+            </m:limLow>
           </m:e>
         </m:d>
         <m:r>
@@ -917,16 +972,21 @@
             <m:grow/>
           </m:dPr>
           <m:e>
-            <m:acc>
-              <m:accPr>
-                <m:chr m:val="̃"/>
-              </m:accPr>
+            <m:limLow>
               <m:e>
                 <m:r>
                   <m:t>X</m:t>
                 </m:r>
               </m:e>
-            </m:acc>
+              <m:lim>
+                <m:r>
+                  <m:rPr>
+                    <m:sty m:val="p"/>
+                  </m:rPr>
+                  <m:t>∼</m:t>
+                </m:r>
+              </m:lim>
+            </m:limLow>
           </m:e>
         </m:d>
         <m:r>
@@ -938,16 +998,21 @@
           </m:rPr>
           <m:t>=</m:t>
         </m:r>
-        <m:acc>
-          <m:accPr>
-            <m:chr m:val="̃"/>
-          </m:accPr>
+        <m:limLow>
           <m:e>
             <m:r>
               <m:t>X</m:t>
             </m:r>
           </m:e>
-        </m:acc>
+          <m:lim>
+            <m:r>
+              <m:rPr>
+                <m:sty m:val="p"/>
+              </m:rPr>
+              <m:t>∼</m:t>
+            </m:r>
+          </m:lim>
+        </m:limLow>
       </m:oMath>
       <w:r>
         <w:t xml:space="preserve">, is always sufficient but does not reduce the data;</w:t>
@@ -1039,16 +1104,21 @@
             <m:grow/>
           </m:dPr>
           <m:e>
-            <m:acc>
-              <m:accPr>
-                <m:chr m:val="̃"/>
-              </m:accPr>
+            <m:limLow>
               <m:e>
                 <m:r>
                   <m:t>x</m:t>
                 </m:r>
               </m:e>
-            </m:acc>
+              <m:lim>
+                <m:r>
+                  <m:rPr>
+                    <m:sty m:val="p"/>
+                  </m:rPr>
+                  <m:t>∼</m:t>
+                </m:r>
+              </m:lim>
+            </m:limLow>
             <m:r>
               <m:rPr>
                 <m:sty m:val="p"/>
@@ -1074,16 +1144,21 @@
         <w:t xml:space="preserve"> </w:t>
       </w:r>
       <m:oMath>
-        <m:acc>
-          <m:accPr>
-            <m:chr m:val="̃"/>
-          </m:accPr>
+        <m:limLow>
           <m:e>
             <m:r>
               <m:t>X</m:t>
             </m:r>
           </m:e>
-        </m:acc>
+          <m:lim>
+            <m:r>
+              <m:rPr>
+                <m:sty m:val="p"/>
+              </m:rPr>
+              <m:t>∼</m:t>
+            </m:r>
+          </m:lim>
+        </m:limLow>
       </m:oMath>
       <w:r>
         <w:t xml:space="preserve">.</w:t>
@@ -1112,16 +1187,21 @@
             <m:grow/>
           </m:dPr>
           <m:e>
-            <m:acc>
-              <m:accPr>
-                <m:chr m:val="̃"/>
-              </m:accPr>
+            <m:limLow>
               <m:e>
                 <m:r>
                   <m:t>X</m:t>
                 </m:r>
               </m:e>
-            </m:acc>
+              <m:lim>
+                <m:r>
+                  <m:rPr>
+                    <m:sty m:val="p"/>
+                  </m:rPr>
+                  <m:t>∼</m:t>
+                </m:r>
+              </m:lim>
+            </m:limLow>
           </m:e>
         </m:d>
         <m:r>
@@ -1203,16 +1283,21 @@
         <w:t xml:space="preserve"> </w:t>
       </w:r>
       <m:oMath>
-        <m:acc>
-          <m:accPr>
-            <m:chr m:val="̃"/>
-          </m:accPr>
+        <m:limLow>
           <m:e>
             <m:r>
               <m:t>x</m:t>
             </m:r>
           </m:e>
-        </m:acc>
+          <m:lim>
+            <m:r>
+              <m:rPr>
+                <m:sty m:val="p"/>
+              </m:rPr>
+              <m:t>∼</m:t>
+            </m:r>
+          </m:lim>
+        </m:limLow>
       </m:oMath>
       <w:r>
         <w:t xml:space="preserve"> </w:t>
@@ -1259,16 +1344,21 @@
               <m:grow/>
             </m:dPr>
             <m:e>
-              <m:acc>
-                <m:accPr>
-                  <m:chr m:val="̃"/>
-                </m:accPr>
+              <m:limLow>
                 <m:e>
                   <m:r>
                     <m:t>x</m:t>
                   </m:r>
                 </m:e>
-              </m:acc>
+                <m:lim>
+                  <m:r>
+                    <m:rPr>
+                      <m:sty m:val="p"/>
+                    </m:rPr>
+                    <m:t>∼</m:t>
+                  </m:r>
+                </m:lim>
+              </m:limLow>
               <m:r>
                 <m:rPr>
                   <m:sty m:val="p"/>
@@ -1317,16 +1407,21 @@
                   <m:grow/>
                 </m:dPr>
                 <m:e>
-                  <m:acc>
-                    <m:accPr>
-                      <m:chr m:val="̃"/>
-                    </m:accPr>
+                  <m:limLow>
                     <m:e>
                       <m:r>
                         <m:t>x</m:t>
                       </m:r>
                     </m:e>
-                  </m:acc>
+                    <m:lim>
+                      <m:r>
+                        <m:rPr>
+                          <m:sty m:val="p"/>
+                        </m:rPr>
+                        <m:t>∼</m:t>
+                      </m:r>
+                    </m:lim>
+                  </m:limLow>
                 </m:e>
               </m:d>
               <m:r>
@@ -1363,16 +1458,21 @@
               <m:grow/>
             </m:dPr>
             <m:e>
-              <m:acc>
-                <m:accPr>
-                  <m:chr m:val="̃"/>
-                </m:accPr>
+              <m:limLow>
                 <m:e>
                   <m:r>
                     <m:t>x</m:t>
                   </m:r>
                 </m:e>
-              </m:acc>
+                <m:lim>
+                  <m:r>
+                    <m:rPr>
+                      <m:sty m:val="p"/>
+                    </m:rPr>
+                    <m:t>∼</m:t>
+                  </m:r>
+                </m:lim>
+              </m:limLow>
             </m:e>
           </m:d>
           <m:r>
@@ -1425,16 +1525,21 @@
             <m:grow/>
           </m:dPr>
           <m:e>
-            <m:acc>
-              <m:accPr>
-                <m:chr m:val="̃"/>
-              </m:accPr>
+            <m:limLow>
               <m:e>
                 <m:r>
                   <m:t>x</m:t>
                 </m:r>
               </m:e>
-            </m:acc>
+              <m:lim>
+                <m:r>
+                  <m:rPr>
+                    <m:sty m:val="p"/>
+                  </m:rPr>
+                  <m:t>∼</m:t>
+                </m:r>
+              </m:lim>
+            </m:limLow>
           </m:e>
         </m:d>
         <m:r>
@@ -1481,16 +1586,21 @@
         <w:t xml:space="preserve"> </w:t>
       </w:r>
       <m:oMath>
-        <m:acc>
-          <m:accPr>
-            <m:chr m:val="̃"/>
-          </m:accPr>
+        <m:limLow>
           <m:e>
             <m:r>
               <m:t>x</m:t>
             </m:r>
           </m:e>
-        </m:acc>
+          <m:lim>
+            <m:r>
+              <m:rPr>
+                <m:sty m:val="p"/>
+              </m:rPr>
+              <m:t>∼</m:t>
+            </m:r>
+          </m:lim>
+        </m:limLow>
       </m:oMath>
       <w:r>
         <w:t xml:space="preserve"> </w:t>
@@ -1538,16 +1648,21 @@
             <m:grow/>
           </m:dPr>
           <m:e>
-            <m:acc>
-              <m:accPr>
-                <m:chr m:val="̃"/>
-              </m:accPr>
+            <m:limLow>
               <m:e>
                 <m:r>
                   <m:t>x</m:t>
                 </m:r>
               </m:e>
-            </m:acc>
+              <m:lim>
+                <m:r>
+                  <m:rPr>
+                    <m:sty m:val="p"/>
+                  </m:rPr>
+                  <m:t>∼</m:t>
+                </m:r>
+              </m:lim>
+            </m:limLow>
           </m:e>
         </m:d>
         <m:r>
@@ -1567,32 +1682,42 @@
         <w:t xml:space="preserve"> </w:t>
       </w:r>
       <m:oMath>
-        <m:acc>
-          <m:accPr>
-            <m:chr m:val="̃"/>
-          </m:accPr>
+        <m:limLow>
           <m:e>
             <m:r>
               <m:t>X</m:t>
             </m:r>
           </m:e>
-        </m:acc>
+          <m:lim>
+            <m:r>
+              <m:rPr>
+                <m:sty m:val="p"/>
+              </m:rPr>
+              <m:t>∼</m:t>
+            </m:r>
+          </m:lim>
+        </m:limLow>
         <m:r>
           <m:rPr>
             <m:sty m:val="p"/>
           </m:rPr>
           <m:t>=</m:t>
         </m:r>
-        <m:acc>
-          <m:accPr>
-            <m:chr m:val="̃"/>
-          </m:accPr>
+        <m:limLow>
           <m:e>
             <m:r>
               <m:t>x</m:t>
             </m:r>
           </m:e>
-        </m:acc>
+          <m:lim>
+            <m:r>
+              <m:rPr>
+                <m:sty m:val="p"/>
+              </m:rPr>
+              <m:t>∼</m:t>
+            </m:r>
+          </m:lim>
+        </m:limLow>
       </m:oMath>
       <w:r>
         <w:t xml:space="preserve"> </w:t>
@@ -1618,16 +1743,21 @@
             <m:grow/>
           </m:dPr>
           <m:e>
-            <m:acc>
-              <m:accPr>
-                <m:chr m:val="̃"/>
-              </m:accPr>
+            <m:limLow>
               <m:e>
                 <m:r>
                   <m:t>X</m:t>
                 </m:r>
               </m:e>
-            </m:acc>
+              <m:lim>
+                <m:r>
+                  <m:rPr>
+                    <m:sty m:val="p"/>
+                  </m:rPr>
+                  <m:t>∼</m:t>
+                </m:r>
+              </m:lim>
+            </m:limLow>
           </m:e>
         </m:d>
         <m:r>
@@ -1758,16 +1888,21 @@
                 <m:grow/>
               </m:dPr>
               <m:e>
-                <m:acc>
-                  <m:accPr>
-                    <m:chr m:val="̃"/>
-                  </m:accPr>
+                <m:limLow>
                   <m:e>
                     <m:r>
                       <m:t>X</m:t>
                     </m:r>
                   </m:e>
-                </m:acc>
+                  <m:lim>
+                    <m:r>
+                      <m:rPr>
+                        <m:sty m:val="p"/>
+                      </m:rPr>
+                      <m:t>∼</m:t>
+                    </m:r>
+                  </m:lim>
+                </m:limLow>
               </m:e>
             </m:d>
             <m:r>
@@ -1812,16 +1947,21 @@
             <m:grow/>
           </m:dPr>
           <m:e>
-            <m:acc>
-              <m:accPr>
-                <m:chr m:val="̃"/>
-              </m:accPr>
+            <m:limLow>
               <m:e>
                 <m:r>
                   <m:t>x</m:t>
                 </m:r>
               </m:e>
-            </m:acc>
+              <m:lim>
+                <m:r>
+                  <m:rPr>
+                    <m:sty m:val="p"/>
+                  </m:rPr>
+                  <m:t>∼</m:t>
+                </m:r>
+              </m:lim>
+            </m:limLow>
           </m:e>
         </m:d>
         <m:r>
@@ -1864,32 +2004,42 @@
             <m:grow/>
           </m:dPr>
           <m:e>
-            <m:acc>
-              <m:accPr>
-                <m:chr m:val="̃"/>
-              </m:accPr>
+            <m:limLow>
               <m:e>
                 <m:r>
                   <m:t>X</m:t>
                 </m:r>
               </m:e>
-            </m:acc>
+              <m:lim>
+                <m:r>
+                  <m:rPr>
+                    <m:sty m:val="p"/>
+                  </m:rPr>
+                  <m:t>∼</m:t>
+                </m:r>
+              </m:lim>
+            </m:limLow>
             <m:r>
               <m:rPr>
                 <m:sty m:val="p"/>
               </m:rPr>
               <m:t>=</m:t>
             </m:r>
-            <m:acc>
-              <m:accPr>
-                <m:chr m:val="̃"/>
-              </m:accPr>
+            <m:limLow>
               <m:e>
                 <m:r>
                   <m:t>x</m:t>
                 </m:r>
               </m:e>
-            </m:acc>
+              <m:lim>
+                <m:r>
+                  <m:rPr>
+                    <m:sty m:val="p"/>
+                  </m:rPr>
+                  <m:t>∼</m:t>
+                </m:r>
+              </m:lim>
+            </m:limLow>
             <m:r>
               <m:rPr>
                 <m:sty m:val="p"/>
@@ -1910,16 +2060,21 @@
                 <m:grow/>
               </m:dPr>
               <m:e>
-                <m:acc>
-                  <m:accPr>
-                    <m:chr m:val="̃"/>
-                  </m:accPr>
+                <m:limLow>
                   <m:e>
                     <m:r>
                       <m:t>X</m:t>
                     </m:r>
                   </m:e>
-                </m:acc>
+                  <m:lim>
+                    <m:r>
+                      <m:rPr>
+                        <m:sty m:val="p"/>
+                      </m:rPr>
+                      <m:t>∼</m:t>
+                    </m:r>
+                  </m:lim>
+                </m:limLow>
               </m:e>
             </m:d>
             <m:r>
@@ -2004,16 +2159,21 @@
                 <m:grow/>
               </m:dPr>
               <m:e>
-                <m:acc>
-                  <m:accPr>
-                    <m:chr m:val="̃"/>
-                  </m:accPr>
+                <m:limLow>
                   <m:e>
                     <m:r>
                       <m:t>X</m:t>
                     </m:r>
                   </m:e>
-                </m:acc>
+                  <m:lim>
+                    <m:r>
+                      <m:rPr>
+                        <m:sty m:val="p"/>
+                      </m:rPr>
+                      <m:t>∼</m:t>
+                    </m:r>
+                  </m:lim>
+                </m:limLow>
               </m:e>
             </m:d>
             <m:r>
@@ -2084,16 +2244,21 @@
             <m:grow/>
           </m:dPr>
           <m:e>
-            <m:acc>
-              <m:accPr>
-                <m:chr m:val="̃"/>
-              </m:accPr>
+            <m:limLow>
               <m:e>
                 <m:r>
                   <m:t>x</m:t>
                 </m:r>
               </m:e>
-            </m:acc>
+              <m:lim>
+                <m:r>
+                  <m:rPr>
+                    <m:sty m:val="p"/>
+                  </m:rPr>
+                  <m:t>∼</m:t>
+                </m:r>
+              </m:lim>
+            </m:limLow>
           </m:e>
         </m:d>
         <m:r>
@@ -2170,16 +2335,21 @@
                 <m:grow/>
               </m:dPr>
               <m:e>
-                <m:acc>
-                  <m:accPr>
-                    <m:chr m:val="̃"/>
-                  </m:accPr>
+                <m:limLow>
                   <m:e>
                     <m:r>
                       <m:t>X</m:t>
                     </m:r>
                   </m:e>
-                </m:acc>
+                  <m:lim>
+                    <m:r>
+                      <m:rPr>
+                        <m:sty m:val="p"/>
+                      </m:rPr>
+                      <m:t>∼</m:t>
+                    </m:r>
+                  </m:lim>
+                </m:limLow>
               </m:e>
             </m:d>
             <m:r>
@@ -2244,16 +2414,21 @@
             <m:grow/>
           </m:dPr>
           <m:e>
-            <m:acc>
-              <m:accPr>
-                <m:chr m:val="̃"/>
-              </m:accPr>
+            <m:limLow>
               <m:e>
                 <m:r>
                   <m:t>x</m:t>
                 </m:r>
               </m:e>
-            </m:acc>
+              <m:lim>
+                <m:r>
+                  <m:rPr>
+                    <m:sty m:val="p"/>
+                  </m:rPr>
+                  <m:t>∼</m:t>
+                </m:r>
+              </m:lim>
+            </m:limLow>
           </m:e>
         </m:d>
         <m:r>
@@ -2349,16 +2524,21 @@
                 <m:grow/>
               </m:dPr>
               <m:e>
-                <m:acc>
-                  <m:accPr>
-                    <m:chr m:val="̃"/>
-                  </m:accPr>
+                <m:limLow>
                   <m:e>
                     <m:r>
                       <m:t>X</m:t>
                     </m:r>
                   </m:e>
-                </m:acc>
+                  <m:lim>
+                    <m:r>
+                      <m:rPr>
+                        <m:sty m:val="p"/>
+                      </m:rPr>
+                      <m:t>∼</m:t>
+                    </m:r>
+                  </m:lim>
+                </m:limLow>
               </m:e>
             </m:d>
             <m:r>
@@ -2415,32 +2595,42 @@
         <w:t xml:space="preserve"> </w:t>
       </w:r>
       <m:oMath>
-        <m:acc>
-          <m:accPr>
-            <m:chr m:val="̃"/>
-          </m:accPr>
+        <m:limLow>
           <m:e>
             <m:r>
               <m:t>X</m:t>
             </m:r>
           </m:e>
-        </m:acc>
+          <m:lim>
+            <m:r>
+              <m:rPr>
+                <m:sty m:val="p"/>
+              </m:rPr>
+              <m:t>∼</m:t>
+            </m:r>
+          </m:lim>
+        </m:limLow>
         <m:r>
           <m:rPr>
             <m:sty m:val="p"/>
           </m:rPr>
           <m:t>=</m:t>
         </m:r>
-        <m:acc>
-          <m:accPr>
-            <m:chr m:val="̃"/>
-          </m:accPr>
+        <m:limLow>
           <m:e>
             <m:r>
               <m:t>x</m:t>
             </m:r>
           </m:e>
-        </m:acc>
+          <m:lim>
+            <m:r>
+              <m:rPr>
+                <m:sty m:val="p"/>
+              </m:rPr>
+              <m:t>∼</m:t>
+            </m:r>
+          </m:lim>
+        </m:limLow>
       </m:oMath>
       <w:r>
         <w:t xml:space="preserve"> </w:t>
@@ -2466,16 +2656,21 @@
             <m:grow/>
           </m:dPr>
           <m:e>
-            <m:acc>
-              <m:accPr>
-                <m:chr m:val="̃"/>
-              </m:accPr>
+            <m:limLow>
               <m:e>
                 <m:r>
                   <m:t>X</m:t>
                 </m:r>
               </m:e>
-            </m:acc>
+              <m:lim>
+                <m:r>
+                  <m:rPr>
+                    <m:sty m:val="p"/>
+                  </m:rPr>
+                  <m:t>∼</m:t>
+                </m:r>
+              </m:lim>
+            </m:limLow>
           </m:e>
         </m:d>
         <m:r>
@@ -2540,16 +2735,21 @@
                   <m:grow/>
                 </m:dPr>
                 <m:e>
-                  <m:acc>
-                    <m:accPr>
-                      <m:chr m:val="̃"/>
-                    </m:accPr>
+                  <m:limLow>
                     <m:e>
                       <m:r>
                         <m:t>x</m:t>
                       </m:r>
                     </m:e>
-                  </m:acc>
+                    <m:lim>
+                      <m:r>
+                        <m:rPr>
+                          <m:sty m:val="p"/>
+                        </m:rPr>
+                        <m:t>∼</m:t>
+                      </m:r>
+                    </m:lim>
+                  </m:limLow>
                   <m:r>
                     <m:rPr>
                       <m:sty m:val="p"/>
@@ -2599,32 +2799,42 @@
                   <m:grow/>
                 </m:dPr>
                 <m:e>
-                  <m:acc>
-                    <m:accPr>
-                      <m:chr m:val="̃"/>
-                    </m:accPr>
+                  <m:limLow>
                     <m:e>
                       <m:r>
                         <m:t>X</m:t>
                       </m:r>
                     </m:e>
-                  </m:acc>
+                    <m:lim>
+                      <m:r>
+                        <m:rPr>
+                          <m:sty m:val="p"/>
+                        </m:rPr>
+                        <m:t>∼</m:t>
+                      </m:r>
+                    </m:lim>
+                  </m:limLow>
                   <m:r>
                     <m:rPr>
                       <m:sty m:val="p"/>
                     </m:rPr>
                     <m:t>=</m:t>
                   </m:r>
-                  <m:acc>
-                    <m:accPr>
-                      <m:chr m:val="̃"/>
-                    </m:accPr>
+                  <m:limLow>
                     <m:e>
                       <m:r>
                         <m:t>x</m:t>
                       </m:r>
                     </m:e>
-                  </m:acc>
+                    <m:lim>
+                      <m:r>
+                        <m:rPr>
+                          <m:sty m:val="p"/>
+                        </m:rPr>
+                        <m:t>∼</m:t>
+                      </m:r>
+                    </m:lim>
+                  </m:limLow>
                 </m:e>
               </m:d>
               <m:r>
@@ -2680,32 +2890,42 @@
                   <m:grow/>
                 </m:dPr>
                 <m:e>
-                  <m:acc>
-                    <m:accPr>
-                      <m:chr m:val="̃"/>
-                    </m:accPr>
+                  <m:limLow>
                     <m:e>
                       <m:r>
                         <m:t>X</m:t>
                       </m:r>
                     </m:e>
-                  </m:acc>
+                    <m:lim>
+                      <m:r>
+                        <m:rPr>
+                          <m:sty m:val="p"/>
+                        </m:rPr>
+                        <m:t>∼</m:t>
+                      </m:r>
+                    </m:lim>
+                  </m:limLow>
                   <m:r>
                     <m:rPr>
                       <m:sty m:val="p"/>
                     </m:rPr>
                     <m:t>=</m:t>
                   </m:r>
-                  <m:acc>
-                    <m:accPr>
-                      <m:chr m:val="̃"/>
-                    </m:accPr>
+                  <m:limLow>
                     <m:e>
                       <m:r>
                         <m:t>x</m:t>
                       </m:r>
                     </m:e>
-                  </m:acc>
+                    <m:lim>
+                      <m:r>
+                        <m:rPr>
+                          <m:sty m:val="p"/>
+                        </m:rPr>
+                        <m:t>∼</m:t>
+                      </m:r>
+                    </m:lim>
+                  </m:limLow>
                   <m:r>
                     <m:rPr>
                       <m:sty m:val="p"/>
@@ -2729,16 +2949,21 @@
                       <m:grow/>
                     </m:dPr>
                     <m:e>
-                      <m:acc>
-                        <m:accPr>
-                          <m:chr m:val="̃"/>
-                        </m:accPr>
+                      <m:limLow>
                         <m:e>
                           <m:r>
                             <m:t>X</m:t>
                           </m:r>
                         </m:e>
-                      </m:acc>
+                        <m:lim>
+                          <m:r>
+                            <m:rPr>
+                              <m:sty m:val="p"/>
+                            </m:rPr>
+                            <m:t>∼</m:t>
+                          </m:r>
+                        </m:lim>
+                      </m:limLow>
                     </m:e>
                   </m:d>
                   <m:r>
@@ -2822,16 +3047,21 @@
                       <m:grow/>
                     </m:dPr>
                     <m:e>
-                      <m:acc>
-                        <m:accPr>
-                          <m:chr m:val="̃"/>
-                        </m:accPr>
+                      <m:limLow>
                         <m:e>
                           <m:r>
                             <m:t>X</m:t>
                           </m:r>
                         </m:e>
-                      </m:acc>
+                        <m:lim>
+                          <m:r>
+                            <m:rPr>
+                              <m:sty m:val="p"/>
+                            </m:rPr>
+                            <m:t>∼</m:t>
+                          </m:r>
+                        </m:lim>
+                      </m:limLow>
                     </m:e>
                   </m:d>
                   <m:r>
@@ -2880,32 +3110,42 @@
                   <m:grow/>
                 </m:dPr>
                 <m:e>
-                  <m:acc>
-                    <m:accPr>
-                      <m:chr m:val="̃"/>
-                    </m:accPr>
+                  <m:limLow>
                     <m:e>
                       <m:r>
                         <m:t>X</m:t>
                       </m:r>
                     </m:e>
-                  </m:acc>
+                    <m:lim>
+                      <m:r>
+                        <m:rPr>
+                          <m:sty m:val="p"/>
+                        </m:rPr>
+                        <m:t>∼</m:t>
+                      </m:r>
+                    </m:lim>
+                  </m:limLow>
                   <m:r>
                     <m:rPr>
                       <m:sty m:val="p"/>
                     </m:rPr>
                     <m:t>=</m:t>
                   </m:r>
-                  <m:acc>
-                    <m:accPr>
-                      <m:chr m:val="̃"/>
-                    </m:accPr>
+                  <m:limLow>
                     <m:e>
                       <m:r>
                         <m:t>x</m:t>
                       </m:r>
                     </m:e>
-                  </m:acc>
+                    <m:lim>
+                      <m:r>
+                        <m:rPr>
+                          <m:sty m:val="p"/>
+                        </m:rPr>
+                        <m:t>∼</m:t>
+                      </m:r>
+                    </m:lim>
+                  </m:limLow>
                   <m:r>
                     <m:rPr>
                       <m:sty m:val="p"/>
@@ -2926,16 +3166,21 @@
                       <m:grow/>
                     </m:dPr>
                     <m:e>
-                      <m:acc>
-                        <m:accPr>
-                          <m:chr m:val="̃"/>
-                        </m:accPr>
+                      <m:limLow>
                         <m:e>
                           <m:r>
                             <m:t>X</m:t>
                           </m:r>
                         </m:e>
-                      </m:acc>
+                        <m:lim>
+                          <m:r>
+                            <m:rPr>
+                              <m:sty m:val="p"/>
+                            </m:rPr>
+                            <m:t>∼</m:t>
+                          </m:r>
+                        </m:lim>
+                      </m:limLow>
                     </m:e>
                   </m:d>
                   <m:r>
@@ -3027,16 +3272,21 @@
                   <m:grow/>
                 </m:dPr>
                 <m:e>
-                  <m:acc>
-                    <m:accPr>
-                      <m:chr m:val="̃"/>
-                    </m:accPr>
+                  <m:limLow>
                     <m:e>
                       <m:r>
                         <m:t>x</m:t>
                       </m:r>
                     </m:e>
-                  </m:acc>
+                    <m:lim>
+                      <m:r>
+                        <m:rPr>
+                          <m:sty m:val="p"/>
+                        </m:rPr>
+                        <m:t>∼</m:t>
+                      </m:r>
+                    </m:lim>
+                  </m:limLow>
                 </m:e>
               </m:d>
               <m:r>
@@ -3172,16 +3422,21 @@
                 <m:grow/>
               </m:dPr>
               <m:e>
-                <m:acc>
-                  <m:accPr>
-                    <m:chr m:val="̃"/>
-                  </m:accPr>
+                <m:limLow>
                   <m:e>
                     <m:r>
                       <m:t>X</m:t>
                     </m:r>
                   </m:e>
-                </m:acc>
+                  <m:lim>
+                    <m:r>
+                      <m:rPr>
+                        <m:sty m:val="p"/>
+                      </m:rPr>
+                      <m:t>∼</m:t>
+                    </m:r>
+                  </m:lim>
+                </m:limLow>
               </m:e>
             </m:d>
             <m:r>
@@ -3238,16 +3493,21 @@
             <m:grow/>
           </m:dPr>
           <m:e>
-            <m:acc>
-              <m:accPr>
-                <m:chr m:val="̃"/>
-              </m:accPr>
+            <m:limLow>
               <m:e>
                 <m:r>
                   <m:t>X</m:t>
                 </m:r>
               </m:e>
-            </m:acc>
+              <m:lim>
+                <m:r>
+                  <m:rPr>
+                    <m:sty m:val="p"/>
+                  </m:rPr>
+                  <m:t>∼</m:t>
+                </m:r>
+              </m:lim>
+            </m:limLow>
           </m:e>
         </m:d>
         <m:r>
@@ -3273,32 +3533,42 @@
         <w:t xml:space="preserve"> </w:t>
       </w:r>
       <m:oMath>
-        <m:acc>
-          <m:accPr>
-            <m:chr m:val="̃"/>
-          </m:accPr>
+        <m:limLow>
           <m:e>
             <m:r>
               <m:t>X</m:t>
             </m:r>
           </m:e>
-        </m:acc>
+          <m:lim>
+            <m:r>
+              <m:rPr>
+                <m:sty m:val="p"/>
+              </m:rPr>
+              <m:t>∼</m:t>
+            </m:r>
+          </m:lim>
+        </m:limLow>
         <m:r>
           <m:rPr>
             <m:sty m:val="p"/>
           </m:rPr>
           <m:t>=</m:t>
         </m:r>
-        <m:acc>
-          <m:accPr>
-            <m:chr m:val="̃"/>
-          </m:accPr>
+        <m:limLow>
           <m:e>
             <m:r>
               <m:t>y</m:t>
             </m:r>
           </m:e>
-        </m:acc>
+          <m:lim>
+            <m:r>
+              <m:rPr>
+                <m:sty m:val="p"/>
+              </m:rPr>
+              <m:t>∼</m:t>
+            </m:r>
+          </m:lim>
+        </m:limLow>
       </m:oMath>
       <w:r>
         <w:t xml:space="preserve"> </w:t>
@@ -3310,16 +3580,21 @@
         <w:t xml:space="preserve"> </w:t>
       </w:r>
       <m:oMath>
-        <m:acc>
-          <m:accPr>
-            <m:chr m:val="̃"/>
-          </m:accPr>
+        <m:limLow>
           <m:e>
             <m:r>
               <m:t>y</m:t>
             </m:r>
           </m:e>
-        </m:acc>
+          <m:lim>
+            <m:r>
+              <m:rPr>
+                <m:sty m:val="p"/>
+              </m:rPr>
+              <m:t>∼</m:t>
+            </m:r>
+          </m:lim>
+        </m:limLow>
       </m:oMath>
       <w:r>
         <w:t xml:space="preserve"> </w:t>
@@ -3345,16 +3620,21 @@
             <m:grow/>
           </m:dPr>
           <m:e>
-            <m:acc>
-              <m:accPr>
-                <m:chr m:val="̃"/>
-              </m:accPr>
+            <m:limLow>
               <m:e>
                 <m:r>
                   <m:t>y</m:t>
                 </m:r>
               </m:e>
-            </m:acc>
+              <m:lim>
+                <m:r>
+                  <m:rPr>
+                    <m:sty m:val="p"/>
+                  </m:rPr>
+                  <m:t>∼</m:t>
+                </m:r>
+              </m:lim>
+            </m:limLow>
           </m:e>
         </m:d>
         <m:r>
@@ -3425,16 +3705,21 @@
                       <m:grow/>
                     </m:dPr>
                     <m:e>
-                      <m:acc>
-                        <m:accPr>
-                          <m:chr m:val="̃"/>
-                        </m:accPr>
+                      <m:limLow>
                         <m:e>
                           <m:r>
                             <m:t>X</m:t>
                           </m:r>
                         </m:e>
-                      </m:acc>
+                        <m:lim>
+                          <m:r>
+                            <m:rPr>
+                              <m:sty m:val="p"/>
+                            </m:rPr>
+                            <m:t>∼</m:t>
+                          </m:r>
+                        </m:lim>
+                      </m:limLow>
                     </m:e>
                   </m:d>
                   <m:r>
@@ -3471,16 +3756,21 @@
                   <m:supHide m:val="on"/>
                 </m:naryPr>
                 <m:sub>
-                  <m:acc>
-                    <m:accPr>
-                      <m:chr m:val="̃"/>
-                    </m:accPr>
+                  <m:limLow>
                     <m:e>
                       <m:r>
                         <m:t>y</m:t>
                       </m:r>
                     </m:e>
-                  </m:acc>
+                    <m:lim>
+                      <m:r>
+                        <m:rPr>
+                          <m:sty m:val="p"/>
+                        </m:rPr>
+                        <m:t>∼</m:t>
+                      </m:r>
+                    </m:lim>
+                  </m:limLow>
                   <m:r>
                     <m:rPr>
                       <m:sty m:val="p"/>
@@ -3504,16 +3794,21 @@
                       <m:grow/>
                     </m:dPr>
                     <m:e>
-                      <m:acc>
-                        <m:accPr>
-                          <m:chr m:val="̃"/>
-                        </m:accPr>
+                      <m:limLow>
                         <m:e>
                           <m:r>
                             <m:t>y</m:t>
                           </m:r>
                         </m:e>
-                      </m:acc>
+                        <m:lim>
+                          <m:r>
+                            <m:rPr>
+                              <m:sty m:val="p"/>
+                            </m:rPr>
+                            <m:t>∼</m:t>
+                          </m:r>
+                        </m:lim>
+                      </m:limLow>
                     </m:e>
                   </m:d>
                   <m:r>
@@ -3554,16 +3849,21 @@
                   <m:grow/>
                 </m:dPr>
                 <m:e>
-                  <m:acc>
-                    <m:accPr>
-                      <m:chr m:val="̃"/>
-                    </m:accPr>
+                  <m:limLow>
                     <m:e>
                       <m:r>
                         <m:t>y</m:t>
                       </m:r>
                     </m:e>
-                  </m:acc>
+                    <m:lim>
+                      <m:r>
+                        <m:rPr>
+                          <m:sty m:val="p"/>
+                        </m:rPr>
+                        <m:t>∼</m:t>
+                      </m:r>
+                    </m:lim>
+                  </m:limLow>
                   <m:r>
                     <m:rPr>
                       <m:sty m:val="p"/>
@@ -3610,16 +3910,21 @@
                   <m:supHide m:val="on"/>
                 </m:naryPr>
                 <m:sub>
-                  <m:acc>
-                    <m:accPr>
-                      <m:chr m:val="̃"/>
-                    </m:accPr>
+                  <m:limLow>
                     <m:e>
                       <m:r>
                         <m:t>y</m:t>
                       </m:r>
                     </m:e>
-                  </m:acc>
+                    <m:lim>
+                      <m:r>
+                        <m:rPr>
+                          <m:sty m:val="p"/>
+                        </m:rPr>
+                        <m:t>∼</m:t>
+                      </m:r>
+                    </m:lim>
+                  </m:limLow>
                   <m:r>
                     <m:rPr>
                       <m:sty m:val="p"/>
@@ -3643,16 +3948,21 @@
                       <m:grow/>
                     </m:dPr>
                     <m:e>
-                      <m:acc>
-                        <m:accPr>
-                          <m:chr m:val="̃"/>
-                        </m:accPr>
+                      <m:limLow>
                         <m:e>
                           <m:r>
                             <m:t>y</m:t>
                           </m:r>
                         </m:e>
-                      </m:acc>
+                        <m:lim>
+                          <m:r>
+                            <m:rPr>
+                              <m:sty m:val="p"/>
+                            </m:rPr>
+                            <m:t>∼</m:t>
+                          </m:r>
+                        </m:lim>
+                      </m:limLow>
                     </m:e>
                   </m:d>
                   <m:r>
@@ -3704,16 +4014,21 @@
                       <m:grow/>
                     </m:dPr>
                     <m:e>
-                      <m:acc>
-                        <m:accPr>
-                          <m:chr m:val="̃"/>
-                        </m:accPr>
+                      <m:limLow>
                         <m:e>
                           <m:r>
                             <m:t>y</m:t>
                           </m:r>
                         </m:e>
-                      </m:acc>
+                        <m:lim>
+                          <m:r>
+                            <m:rPr>
+                              <m:sty m:val="p"/>
+                            </m:rPr>
+                            <m:t>∼</m:t>
+                          </m:r>
+                        </m:lim>
+                      </m:limLow>
                     </m:e>
                   </m:d>
                   <m:r>
@@ -3750,16 +4065,21 @@
                   <m:grow/>
                 </m:dPr>
                 <m:e>
-                  <m:acc>
-                    <m:accPr>
-                      <m:chr m:val="̃"/>
-                    </m:accPr>
+                  <m:limLow>
                     <m:e>
                       <m:r>
                         <m:t>y</m:t>
                       </m:r>
                     </m:e>
-                  </m:acc>
+                    <m:lim>
+                      <m:r>
+                        <m:rPr>
+                          <m:sty m:val="p"/>
+                        </m:rPr>
+                        <m:t>∼</m:t>
+                      </m:r>
+                    </m:lim>
+                  </m:limLow>
                 </m:e>
               </m:d>
               <m:r>
@@ -3797,16 +4117,21 @@
                   <m:supHide m:val="on"/>
                 </m:naryPr>
                 <m:sub>
-                  <m:acc>
-                    <m:accPr>
-                      <m:chr m:val="̃"/>
-                    </m:accPr>
+                  <m:limLow>
                     <m:e>
                       <m:r>
                         <m:t>y</m:t>
                       </m:r>
                     </m:e>
-                  </m:acc>
+                    <m:lim>
+                      <m:r>
+                        <m:rPr>
+                          <m:sty m:val="p"/>
+                        </m:rPr>
+                        <m:t>∼</m:t>
+                      </m:r>
+                    </m:lim>
+                  </m:limLow>
                   <m:r>
                     <m:rPr>
                       <m:sty m:val="p"/>
@@ -3830,16 +4155,21 @@
                       <m:grow/>
                     </m:dPr>
                     <m:e>
-                      <m:acc>
-                        <m:accPr>
-                          <m:chr m:val="̃"/>
-                        </m:accPr>
+                      <m:limLow>
                         <m:e>
                           <m:r>
                             <m:t>y</m:t>
                           </m:r>
                         </m:e>
-                      </m:acc>
+                        <m:lim>
+                          <m:r>
+                            <m:rPr>
+                              <m:sty m:val="p"/>
+                            </m:rPr>
+                            <m:t>∼</m:t>
+                          </m:r>
+                        </m:lim>
+                      </m:limLow>
                     </m:e>
                   </m:d>
                   <m:r>
@@ -3911,16 +4241,21 @@
                   <m:grow/>
                 </m:dPr>
                 <m:e>
-                  <m:acc>
-                    <m:accPr>
-                      <m:chr m:val="̃"/>
-                    </m:accPr>
+                  <m:limLow>
                     <m:e>
                       <m:r>
                         <m:t>y</m:t>
                       </m:r>
                     </m:e>
-                  </m:acc>
+                    <m:lim>
+                      <m:r>
+                        <m:rPr>
+                          <m:sty m:val="p"/>
+                        </m:rPr>
+                        <m:t>∼</m:t>
+                      </m:r>
+                    </m:lim>
+                  </m:limLow>
                 </m:e>
               </m:d>
               <m:r>
@@ -3953,16 +4288,21 @@
                   <m:grow/>
                 </m:dPr>
                 <m:e>
-                  <m:acc>
-                    <m:accPr>
-                      <m:chr m:val="̃"/>
-                    </m:accPr>
+                  <m:limLow>
                     <m:e>
                       <m:r>
                         <m:t>y</m:t>
                       </m:r>
                     </m:e>
-                  </m:acc>
+                    <m:lim>
+                      <m:r>
+                        <m:rPr>
+                          <m:sty m:val="p"/>
+                        </m:rPr>
+                        <m:t>∼</m:t>
+                      </m:r>
+                    </m:lim>
+                  </m:limLow>
                 </m:e>
               </m:d>
               <m:r>
@@ -4034,16 +4374,21 @@
                   <m:supHide m:val="on"/>
                 </m:naryPr>
                 <m:sub>
-                  <m:acc>
-                    <m:accPr>
-                      <m:chr m:val="̃"/>
-                    </m:accPr>
+                  <m:limLow>
                     <m:e>
                       <m:r>
                         <m:t>y</m:t>
                       </m:r>
                     </m:e>
-                  </m:acc>
+                    <m:lim>
+                      <m:r>
+                        <m:rPr>
+                          <m:sty m:val="p"/>
+                        </m:rPr>
+                        <m:t>∼</m:t>
+                      </m:r>
+                    </m:lim>
+                  </m:limLow>
                   <m:r>
                     <m:rPr>
                       <m:sty m:val="p"/>
@@ -4067,16 +4412,21 @@
                       <m:grow/>
                     </m:dPr>
                     <m:e>
-                      <m:acc>
-                        <m:accPr>
-                          <m:chr m:val="̃"/>
-                        </m:accPr>
+                      <m:limLow>
                         <m:e>
                           <m:r>
                             <m:t>y</m:t>
                           </m:r>
                         </m:e>
-                      </m:acc>
+                        <m:lim>
+                          <m:r>
+                            <m:rPr>
+                              <m:sty m:val="p"/>
+                            </m:rPr>
+                            <m:t>∼</m:t>
+                          </m:r>
+                        </m:lim>
+                      </m:limLow>
                     </m:e>
                   </m:d>
                   <m:r>
@@ -4114,16 +4464,21 @@
                   <m:grow/>
                 </m:dPr>
                 <m:e>
-                  <m:acc>
-                    <m:accPr>
-                      <m:chr m:val="̃"/>
-                    </m:accPr>
+                  <m:limLow>
                     <m:e>
                       <m:r>
                         <m:t>y</m:t>
                       </m:r>
                     </m:e>
-                  </m:acc>
+                    <m:lim>
+                      <m:r>
+                        <m:rPr>
+                          <m:sty m:val="p"/>
+                        </m:rPr>
+                        <m:t>∼</m:t>
+                      </m:r>
+                    </m:lim>
+                  </m:limLow>
                 </m:e>
               </m:d>
               <m:r>
@@ -4212,16 +4567,21 @@
         <w:t xml:space="preserve"> </w:t>
       </w:r>
       <m:oMath>
-        <m:acc>
-          <m:accPr>
-            <m:chr m:val="̃"/>
-          </m:accPr>
+        <m:limLow>
           <m:e>
             <m:r>
               <m:t>x</m:t>
             </m:r>
           </m:e>
-        </m:acc>
+          <m:lim>
+            <m:r>
+              <m:rPr>
+                <m:sty m:val="p"/>
+              </m:rPr>
+              <m:t>∼</m:t>
+            </m:r>
+          </m:lim>
+        </m:limLow>
       </m:oMath>
       <w:r>
         <w:t xml:space="preserve"> </w:t>
@@ -4247,16 +4607,21 @@
             <m:grow/>
           </m:dPr>
           <m:e>
-            <m:acc>
-              <m:accPr>
-                <m:chr m:val="̃"/>
-              </m:accPr>
+            <m:limLow>
               <m:e>
                 <m:r>
                   <m:t>x</m:t>
                 </m:r>
               </m:e>
-            </m:acc>
+              <m:lim>
+                <m:r>
+                  <m:rPr>
+                    <m:sty m:val="p"/>
+                  </m:rPr>
+                  <m:t>∼</m:t>
+                </m:r>
+              </m:lim>
+            </m:limLow>
           </m:e>
         </m:d>
         <m:r>
@@ -4313,32 +4678,42 @@
                   <m:grow/>
                 </m:dPr>
                 <m:e>
-                  <m:acc>
-                    <m:accPr>
-                      <m:chr m:val="̃"/>
-                    </m:accPr>
+                  <m:limLow>
                     <m:e>
                       <m:r>
                         <m:t>X</m:t>
                       </m:r>
                     </m:e>
-                  </m:acc>
+                    <m:lim>
+                      <m:r>
+                        <m:rPr>
+                          <m:sty m:val="p"/>
+                        </m:rPr>
+                        <m:t>∼</m:t>
+                      </m:r>
+                    </m:lim>
+                  </m:limLow>
                   <m:r>
                     <m:rPr>
                       <m:sty m:val="p"/>
                     </m:rPr>
                     <m:t>=</m:t>
                   </m:r>
-                  <m:acc>
-                    <m:accPr>
-                      <m:chr m:val="̃"/>
-                    </m:accPr>
+                  <m:limLow>
                     <m:e>
                       <m:r>
                         <m:t>x</m:t>
                       </m:r>
                     </m:e>
-                  </m:acc>
+                    <m:lim>
+                      <m:r>
+                        <m:rPr>
+                          <m:sty m:val="p"/>
+                        </m:rPr>
+                        <m:t>∼</m:t>
+                      </m:r>
+                    </m:lim>
+                  </m:limLow>
                   <m:r>
                     <m:rPr>
                       <m:sty m:val="p"/>
@@ -4359,16 +4734,21 @@
                       <m:grow/>
                     </m:dPr>
                     <m:e>
-                      <m:acc>
-                        <m:accPr>
-                          <m:chr m:val="̃"/>
-                        </m:accPr>
+                      <m:limLow>
                         <m:e>
                           <m:r>
                             <m:t>X</m:t>
                           </m:r>
                         </m:e>
-                      </m:acc>
+                        <m:lim>
+                          <m:r>
+                            <m:rPr>
+                              <m:sty m:val="p"/>
+                            </m:rPr>
+                            <m:t>∼</m:t>
+                          </m:r>
+                        </m:lim>
+                      </m:limLow>
                     </m:e>
                   </m:d>
                   <m:r>
@@ -4419,16 +4799,21 @@
                       <m:grow/>
                     </m:dPr>
                     <m:e>
-                      <m:acc>
-                        <m:accPr>
-                          <m:chr m:val="̃"/>
-                        </m:accPr>
+                      <m:limLow>
                         <m:e>
                           <m:r>
                             <m:t>x</m:t>
                           </m:r>
                         </m:e>
-                      </m:acc>
+                        <m:lim>
+                          <m:r>
+                            <m:rPr>
+                              <m:sty m:val="p"/>
+                            </m:rPr>
+                            <m:t>∼</m:t>
+                          </m:r>
+                        </m:lim>
+                      </m:limLow>
                       <m:r>
                         <m:rPr>
                           <m:sty m:val="p"/>
@@ -4485,16 +4870,21 @@
                           <m:grow/>
                         </m:dPr>
                         <m:e>
-                          <m:acc>
-                            <m:accPr>
-                              <m:chr m:val="̃"/>
-                            </m:accPr>
+                          <m:limLow>
                             <m:e>
                               <m:r>
                                 <m:t>X</m:t>
                               </m:r>
                             </m:e>
-                          </m:acc>
+                            <m:lim>
+                              <m:r>
+                                <m:rPr>
+                                  <m:sty m:val="p"/>
+                                </m:rPr>
+                                <m:t>∼</m:t>
+                              </m:r>
+                            </m:lim>
+                          </m:limLow>
                         </m:e>
                       </m:d>
                       <m:r>
@@ -4593,16 +4983,21 @@
                       <m:grow/>
                     </m:dPr>
                     <m:e>
-                      <m:acc>
-                        <m:accPr>
-                          <m:chr m:val="̃"/>
-                        </m:accPr>
+                      <m:limLow>
                         <m:e>
                           <m:r>
                             <m:t>x</m:t>
                           </m:r>
                         </m:e>
-                      </m:acc>
+                        <m:lim>
+                          <m:r>
+                            <m:rPr>
+                              <m:sty m:val="p"/>
+                            </m:rPr>
+                            <m:t>∼</m:t>
+                          </m:r>
+                        </m:lim>
+                      </m:limLow>
                     </m:e>
                   </m:d>
                   <m:r>
@@ -4649,16 +5044,21 @@
                       <m:supHide m:val="on"/>
                     </m:naryPr>
                     <m:sub>
-                      <m:acc>
-                        <m:accPr>
-                          <m:chr m:val="̃"/>
-                        </m:accPr>
+                      <m:limLow>
                         <m:e>
                           <m:r>
                             <m:t>y</m:t>
                           </m:r>
                         </m:e>
-                      </m:acc>
+                        <m:lim>
+                          <m:r>
+                            <m:rPr>
+                              <m:sty m:val="p"/>
+                            </m:rPr>
+                            <m:t>∼</m:t>
+                          </m:r>
+                        </m:lim>
+                      </m:limLow>
                       <m:r>
                         <m:rPr>
                           <m:sty m:val="p"/>
@@ -4682,16 +5082,21 @@
                           <m:grow/>
                         </m:dPr>
                         <m:e>
-                          <m:acc>
-                            <m:accPr>
-                              <m:chr m:val="̃"/>
-                            </m:accPr>
+                          <m:limLow>
                             <m:e>
                               <m:r>
                                 <m:t>y</m:t>
                               </m:r>
                             </m:e>
-                          </m:acc>
+                            <m:lim>
+                              <m:r>
+                                <m:rPr>
+                                  <m:sty m:val="p"/>
+                                </m:rPr>
+                                <m:t>∼</m:t>
+                              </m:r>
+                            </m:lim>
+                          </m:limLow>
                         </m:e>
                       </m:d>
                       <m:r>
@@ -4729,16 +5134,21 @@
                       <m:grow/>
                     </m:dPr>
                     <m:e>
-                      <m:acc>
-                        <m:accPr>
-                          <m:chr m:val="̃"/>
-                        </m:accPr>
+                      <m:limLow>
                         <m:e>
                           <m:r>
                             <m:t>y</m:t>
                           </m:r>
                         </m:e>
-                      </m:acc>
+                        <m:lim>
+                          <m:r>
+                            <m:rPr>
+                              <m:sty m:val="p"/>
+                            </m:rPr>
+                            <m:t>∼</m:t>
+                          </m:r>
+                        </m:lim>
+                      </m:limLow>
                     </m:e>
                   </m:d>
                   <m:r>
@@ -4789,16 +5199,21 @@
                       <m:grow/>
                     </m:dPr>
                     <m:e>
-                      <m:acc>
-                        <m:accPr>
-                          <m:chr m:val="̃"/>
-                        </m:accPr>
+                      <m:limLow>
                         <m:e>
                           <m:r>
                             <m:t>x</m:t>
                           </m:r>
                         </m:e>
-                      </m:acc>
+                        <m:lim>
+                          <m:r>
+                            <m:rPr>
+                              <m:sty m:val="p"/>
+                            </m:rPr>
+                            <m:t>∼</m:t>
+                          </m:r>
+                        </m:lim>
+                      </m:limLow>
                     </m:e>
                   </m:d>
                   <m:r>
@@ -4814,16 +5229,21 @@
                       <m:supHide m:val="on"/>
                     </m:naryPr>
                     <m:sub>
-                      <m:acc>
-                        <m:accPr>
-                          <m:chr m:val="̃"/>
-                        </m:accPr>
+                      <m:limLow>
                         <m:e>
                           <m:r>
                             <m:t>y</m:t>
                           </m:r>
                         </m:e>
-                      </m:acc>
+                        <m:lim>
+                          <m:r>
+                            <m:rPr>
+                              <m:sty m:val="p"/>
+                            </m:rPr>
+                            <m:t>∼</m:t>
+                          </m:r>
+                        </m:lim>
+                      </m:limLow>
                       <m:r>
                         <m:rPr>
                           <m:sty m:val="p"/>
@@ -4847,16 +5267,21 @@
                           <m:grow/>
                         </m:dPr>
                         <m:e>
-                          <m:acc>
-                            <m:accPr>
-                              <m:chr m:val="̃"/>
-                            </m:accPr>
+                          <m:limLow>
                             <m:e>
                               <m:r>
                                 <m:t>y</m:t>
                               </m:r>
                             </m:e>
-                          </m:acc>
+                            <m:lim>
+                              <m:r>
+                                <m:rPr>
+                                  <m:sty m:val="p"/>
+                                </m:rPr>
+                                <m:t>∼</m:t>
+                              </m:r>
+                            </m:lim>
+                          </m:limLow>
                         </m:e>
                       </m:d>
                       <m:r>
@@ -4894,16 +5319,21 @@
                       <m:grow/>
                     </m:dPr>
                     <m:e>
-                      <m:acc>
-                        <m:accPr>
-                          <m:chr m:val="̃"/>
-                        </m:accPr>
+                      <m:limLow>
                         <m:e>
                           <m:r>
                             <m:t>y</m:t>
                           </m:r>
                         </m:e>
-                      </m:acc>
+                        <m:lim>
+                          <m:r>
+                            <m:rPr>
+                              <m:sty m:val="p"/>
+                            </m:rPr>
+                            <m:t>∼</m:t>
+                          </m:r>
+                        </m:lim>
+                      </m:limLow>
                     </m:e>
                   </m:d>
                   <m:r>
@@ -5004,16 +5434,21 @@
         <w:t xml:space="preserve"> </w:t>
       </w:r>
       <m:oMath>
-        <m:acc>
-          <m:accPr>
-            <m:chr m:val="̃"/>
-          </m:accPr>
+        <m:limLow>
           <m:e>
             <m:r>
               <m:t>x</m:t>
             </m:r>
           </m:e>
-        </m:acc>
+          <m:lim>
+            <m:r>
+              <m:rPr>
+                <m:sty m:val="p"/>
+              </m:rPr>
+              <m:t>∼</m:t>
+            </m:r>
+          </m:lim>
+        </m:limLow>
       </m:oMath>
       <w:r>
         <w:t xml:space="preserve"> </w:t>
@@ -5039,16 +5474,21 @@
             <m:grow/>
           </m:dPr>
           <m:e>
-            <m:acc>
-              <m:accPr>
-                <m:chr m:val="̃"/>
-              </m:accPr>
+            <m:limLow>
               <m:e>
                 <m:r>
                   <m:t>x</m:t>
                 </m:r>
               </m:e>
-            </m:acc>
+              <m:lim>
+                <m:r>
+                  <m:rPr>
+                    <m:sty m:val="p"/>
+                  </m:rPr>
+                  <m:t>∼</m:t>
+                </m:r>
+              </m:lim>
+            </m:limLow>
           </m:e>
         </m:d>
         <m:r>
@@ -5114,16 +5554,21 @@
             <m:grow/>
           </m:dPr>
           <m:e>
-            <m:acc>
-              <m:accPr>
-                <m:chr m:val="̃"/>
-              </m:accPr>
+            <m:limLow>
               <m:e>
                 <m:r>
                   <m:t>X</m:t>
                 </m:r>
               </m:e>
-            </m:acc>
+              <m:lim>
+                <m:r>
+                  <m:rPr>
+                    <m:sty m:val="p"/>
+                  </m:rPr>
+                  <m:t>∼</m:t>
+                </m:r>
+              </m:lim>
+            </m:limLow>
           </m:e>
         </m:d>
         <m:r>
@@ -5394,16 +5839,21 @@
                   <m:grow/>
                 </m:dPr>
                 <m:e>
-                  <m:acc>
-                    <m:accPr>
-                      <m:chr m:val="̃"/>
-                    </m:accPr>
+                  <m:limLow>
                     <m:e>
                       <m:r>
                         <m:t>x</m:t>
                       </m:r>
                     </m:e>
-                  </m:acc>
+                    <m:lim>
+                      <m:r>
+                        <m:rPr>
+                          <m:sty m:val="p"/>
+                        </m:rPr>
+                        <m:t>∼</m:t>
+                      </m:r>
+                    </m:lim>
+                  </m:limLow>
                   <m:r>
                     <m:rPr>
                       <m:sty m:val="p"/>
@@ -5817,16 +6267,21 @@
             <m:grow/>
           </m:dPr>
           <m:e>
-            <m:acc>
-              <m:accPr>
-                <m:chr m:val="̃"/>
-              </m:accPr>
+            <m:limLow>
               <m:e>
                 <m:r>
                   <m:t>x</m:t>
                 </m:r>
               </m:e>
-            </m:acc>
+              <m:lim>
+                <m:r>
+                  <m:rPr>
+                    <m:sty m:val="p"/>
+                  </m:rPr>
+                  <m:t>∼</m:t>
+                </m:r>
+              </m:lim>
+            </m:limLow>
           </m:e>
         </m:d>
         <m:r>
@@ -6030,7 +6485,7 @@
     </w:p>
     <w:bookmarkEnd w:id="20"/>
     <w:bookmarkEnd w:id="21"/>
-    <w:bookmarkStart w:id="45" w:name="sec-rao-blackwell"/>
+    <w:bookmarkStart w:id="44" w:name="sec-rao-blackwell"/>
     <w:p>
       <w:pPr>
         <w:pStyle w:val="Heading2"/>
@@ -6130,16 +6585,21 @@
             <m:grow/>
           </m:dPr>
           <m:e>
-            <m:acc>
-              <m:accPr>
-                <m:chr m:val="̃"/>
-              </m:accPr>
+            <m:limLow>
               <m:e>
                 <m:r>
                   <m:t>X</m:t>
                 </m:r>
               </m:e>
-            </m:acc>
+              <m:lim>
+                <m:r>
+                  <m:rPr>
+                    <m:sty m:val="p"/>
+                  </m:rPr>
+                  <m:t>∼</m:t>
+                </m:r>
+              </m:lim>
+            </m:limLow>
           </m:e>
         </m:d>
         <m:r>
@@ -6328,16 +6788,21 @@
                   <m:grow/>
                 </m:dPr>
                 <m:e>
-                  <m:acc>
-                    <m:accPr>
-                      <m:chr m:val="̃"/>
-                    </m:accPr>
+                  <m:limLow>
                     <m:e>
                       <m:r>
                         <m:t>X</m:t>
                       </m:r>
                     </m:e>
-                  </m:acc>
+                    <m:lim>
+                      <m:r>
+                        <m:rPr>
+                          <m:sty m:val="p"/>
+                        </m:rPr>
+                        <m:t>∼</m:t>
+                      </m:r>
+                    </m:lim>
+                  </m:limLow>
                 </m:e>
               </m:d>
               <m:r>
@@ -6407,16 +6872,21 @@
             <m:grow/>
           </m:dPr>
           <m:e>
-            <m:acc>
-              <m:accPr>
-                <m:chr m:val="̃"/>
-              </m:accPr>
+            <m:limLow>
               <m:e>
                 <m:r>
                   <m:t>X</m:t>
                 </m:r>
               </m:e>
-            </m:acc>
+              <m:lim>
+                <m:r>
+                  <m:rPr>
+                    <m:sty m:val="p"/>
+                  </m:rPr>
+                  <m:t>∼</m:t>
+                </m:r>
+              </m:lim>
+            </m:limLow>
           </m:e>
         </m:d>
         <m:r>
@@ -6552,16 +7022,21 @@
                 <m:grow/>
               </m:dPr>
               <m:e>
-                <m:acc>
-                  <m:accPr>
-                    <m:chr m:val="̃"/>
-                  </m:accPr>
+                <m:limLow>
                   <m:e>
                     <m:r>
                       <m:t>X</m:t>
                     </m:r>
                   </m:e>
-                </m:acc>
+                  <m:lim>
+                    <m:r>
+                      <m:rPr>
+                        <m:sty m:val="p"/>
+                      </m:rPr>
+                      <m:t>∼</m:t>
+                    </m:r>
+                  </m:lim>
+                </m:limLow>
               </m:e>
             </m:d>
             <m:r>
@@ -6664,16 +7139,21 @@
             <m:grow/>
           </m:dPr>
           <m:e>
-            <m:acc>
-              <m:accPr>
-                <m:chr m:val="̃"/>
-              </m:accPr>
+            <m:limLow>
               <m:e>
                 <m:r>
                   <m:t>X</m:t>
                 </m:r>
               </m:e>
-            </m:acc>
+              <m:lim>
+                <m:r>
+                  <m:rPr>
+                    <m:sty m:val="p"/>
+                  </m:rPr>
+                  <m:t>∼</m:t>
+                </m:r>
+              </m:lim>
+            </m:limLow>
           </m:e>
         </m:d>
         <m:r>
@@ -6733,16 +7213,21 @@
             <m:grow/>
           </m:dPr>
           <m:e>
-            <m:acc>
-              <m:accPr>
-                <m:chr m:val="̃"/>
-              </m:accPr>
+            <m:limLow>
               <m:e>
                 <m:r>
                   <m:t>X</m:t>
                 </m:r>
               </m:e>
-            </m:acc>
+              <m:lim>
+                <m:r>
+                  <m:rPr>
+                    <m:sty m:val="p"/>
+                  </m:rPr>
+                  <m:t>∼</m:t>
+                </m:r>
+              </m:lim>
+            </m:limLow>
           </m:e>
         </m:d>
         <m:r>
@@ -6811,16 +7296,21 @@
                       <m:grow/>
                     </m:dPr>
                     <m:e>
-                      <m:acc>
-                        <m:accPr>
-                          <m:chr m:val="̃"/>
-                        </m:accPr>
+                      <m:limLow>
                         <m:e>
                           <m:r>
                             <m:t>X</m:t>
                           </m:r>
                         </m:e>
-                      </m:acc>
+                        <m:lim>
+                          <m:r>
+                            <m:rPr>
+                              <m:sty m:val="p"/>
+                            </m:rPr>
+                            <m:t>∼</m:t>
+                          </m:r>
+                        </m:lim>
+                      </m:limLow>
                     </m:e>
                   </m:d>
                   <m:r>
@@ -6857,16 +7347,21 @@
                   <m:supHide m:val="on"/>
                 </m:naryPr>
                 <m:sub>
-                  <m:acc>
-                    <m:accPr>
-                      <m:chr m:val="̃"/>
-                    </m:accPr>
+                  <m:limLow>
                     <m:e>
                       <m:r>
                         <m:t>x</m:t>
                       </m:r>
                     </m:e>
-                  </m:acc>
+                    <m:lim>
+                      <m:r>
+                        <m:rPr>
+                          <m:sty m:val="p"/>
+                        </m:rPr>
+                        <m:t>∼</m:t>
+                      </m:r>
+                    </m:lim>
+                  </m:limLow>
                 </m:sub>
                 <m:sup>
                   <m:r>
@@ -6897,16 +7392,21 @@
                   <m:grow/>
                 </m:dPr>
                 <m:e>
-                  <m:acc>
-                    <m:accPr>
-                      <m:chr m:val="̃"/>
-                    </m:accPr>
+                  <m:limLow>
                     <m:e>
                       <m:r>
                         <m:t>x</m:t>
                       </m:r>
                     </m:e>
-                  </m:acc>
+                    <m:lim>
+                      <m:r>
+                        <m:rPr>
+                          <m:sty m:val="p"/>
+                        </m:rPr>
+                        <m:t>∼</m:t>
+                      </m:r>
+                    </m:lim>
+                  </m:limLow>
                 </m:e>
               </m:d>
               <m:r>
@@ -6941,32 +7441,42 @@
                   <m:grow/>
                 </m:dPr>
                 <m:e>
-                  <m:acc>
-                    <m:accPr>
-                      <m:chr m:val="̃"/>
-                    </m:accPr>
+                  <m:limLow>
                     <m:e>
                       <m:r>
                         <m:t>X</m:t>
                       </m:r>
                     </m:e>
-                  </m:acc>
+                    <m:lim>
+                      <m:r>
+                        <m:rPr>
+                          <m:sty m:val="p"/>
+                        </m:rPr>
+                        <m:t>∼</m:t>
+                      </m:r>
+                    </m:lim>
+                  </m:limLow>
                   <m:r>
                     <m:rPr>
                       <m:sty m:val="p"/>
                     </m:rPr>
                     <m:t>=</m:t>
                   </m:r>
-                  <m:acc>
-                    <m:accPr>
-                      <m:chr m:val="̃"/>
-                    </m:accPr>
+                  <m:limLow>
                     <m:e>
                       <m:r>
                         <m:t>x</m:t>
                       </m:r>
                     </m:e>
-                  </m:acc>
+                    <m:lim>
+                      <m:r>
+                        <m:rPr>
+                          <m:sty m:val="p"/>
+                        </m:rPr>
+                        <m:t>∼</m:t>
+                      </m:r>
+                    </m:lim>
+                  </m:limLow>
                   <m:r>
                     <m:rPr>
                       <m:sty m:val="p"/>
@@ -6987,16 +7497,21 @@
                       <m:grow/>
                     </m:dPr>
                     <m:e>
-                      <m:acc>
-                        <m:accPr>
-                          <m:chr m:val="̃"/>
-                        </m:accPr>
+                      <m:limLow>
                         <m:e>
                           <m:r>
                             <m:t>X</m:t>
                           </m:r>
                         </m:e>
-                      </m:acc>
+                        <m:lim>
+                          <m:r>
+                            <m:rPr>
+                              <m:sty m:val="p"/>
+                            </m:rPr>
+                            <m:t>∼</m:t>
+                          </m:r>
+                        </m:lim>
+                      </m:limLow>
                     </m:e>
                   </m:d>
                   <m:r>
@@ -7066,16 +7581,21 @@
             <m:grow/>
           </m:dPr>
           <m:e>
-            <m:acc>
-              <m:accPr>
-                <m:chr m:val="̃"/>
-              </m:accPr>
+            <m:limLow>
               <m:e>
                 <m:r>
                   <m:t>x</m:t>
                 </m:r>
               </m:e>
-            </m:acc>
+              <m:lim>
+                <m:r>
+                  <m:rPr>
+                    <m:sty m:val="p"/>
+                  </m:rPr>
+                  <m:t>∼</m:t>
+                </m:r>
+              </m:lim>
+            </m:limLow>
           </m:e>
         </m:d>
         <m:r>
@@ -7236,16 +7756,21 @@
             <m:grow/>
           </m:dPr>
           <m:e>
-            <m:acc>
-              <m:accPr>
-                <m:chr m:val="̃"/>
-              </m:accPr>
+            <m:limLow>
               <m:e>
                 <m:r>
                   <m:t>X</m:t>
                 </m:r>
               </m:e>
-            </m:acc>
+              <m:lim>
+                <m:r>
+                  <m:rPr>
+                    <m:sty m:val="p"/>
+                  </m:rPr>
+                  <m:t>∼</m:t>
+                </m:r>
+              </m:lim>
+            </m:limLow>
           </m:e>
         </m:d>
         <m:r>
@@ -7343,16 +7868,21 @@
                 <m:grow/>
               </m:dPr>
               <m:e>
-                <m:acc>
-                  <m:accPr>
-                    <m:chr m:val="̃"/>
-                  </m:accPr>
+                <m:limLow>
                   <m:e>
                     <m:r>
                       <m:t>X</m:t>
                     </m:r>
                   </m:e>
-                </m:acc>
+                  <m:lim>
+                    <m:r>
+                      <m:rPr>
+                        <m:sty m:val="p"/>
+                      </m:rPr>
+                      <m:t>∼</m:t>
+                    </m:r>
+                  </m:lim>
+                </m:limLow>
               </m:e>
             </m:d>
             <m:r>
@@ -7490,16 +8020,21 @@
                           <m:grow/>
                         </m:dPr>
                         <m:e>
-                          <m:acc>
-                            <m:accPr>
-                              <m:chr m:val="̃"/>
-                            </m:accPr>
+                          <m:limLow>
                             <m:e>
                               <m:r>
                                 <m:t>X</m:t>
                               </m:r>
                             </m:e>
-                          </m:acc>
+                            <m:lim>
+                              <m:r>
+                                <m:rPr>
+                                  <m:sty m:val="p"/>
+                                </m:rPr>
+                                <m:t>∼</m:t>
+                              </m:r>
+                            </m:lim>
+                          </m:limLow>
                         </m:e>
                       </m:d>
                       <m:r>
@@ -7712,16 +8247,21 @@
             <m:grow/>
           </m:dPr>
           <m:e>
-            <m:acc>
-              <m:accPr>
-                <m:chr m:val="̃"/>
-              </m:accPr>
+            <m:limLow>
               <m:e>
                 <m:r>
                   <m:t>X</m:t>
                 </m:r>
               </m:e>
-            </m:acc>
+              <m:lim>
+                <m:r>
+                  <m:rPr>
+                    <m:sty m:val="p"/>
+                  </m:rPr>
+                  <m:t>∼</m:t>
+                </m:r>
+              </m:lim>
+            </m:limLow>
           </m:e>
         </m:d>
         <m:r>
@@ -7895,16 +8435,21 @@
                       <m:grow/>
                     </m:dPr>
                     <m:e>
-                      <m:acc>
-                        <m:accPr>
-                          <m:chr m:val="̃"/>
-                        </m:accPr>
+                      <m:limLow>
                         <m:e>
                           <m:r>
                             <m:t>X</m:t>
                           </m:r>
                         </m:e>
-                      </m:acc>
+                        <m:lim>
+                          <m:r>
+                            <m:rPr>
+                              <m:sty m:val="p"/>
+                            </m:rPr>
+                            <m:t>∼</m:t>
+                          </m:r>
+                        </m:lim>
+                      </m:limLow>
                     </m:e>
                   </m:d>
                   <m:r>
@@ -7980,10 +8525,27 @@
       </m:oMathPara>
       <w:bookmarkEnd w:id="28"/>
     </w:p>
+    <w:p>
+      <w:pPr>
+        <w:pStyle w:val="FirstParagraph"/>
+      </w:pPr>
+      <w:r>
+        <w:t xml:space="preserve">Source:</w:t>
+      </w:r>
+      <w:r>
+        <w:t xml:space="preserve"> </w:t>
+      </w:r>
+      <w:r>
+        <w:t xml:space="preserve">(Rao 1945; Blackwell 1947; Casella and Berger 2002, Thm. 7.3.17, p. 342)</w:t>
+      </w:r>
+      <w:r>
+        <w:t xml:space="preserve">.</w:t>
+      </w:r>
+    </w:p>
     <w:bookmarkEnd w:id="29"/>
     <w:p>
       <w:pPr>
-        <w:pStyle w:val="FirstParagraph"/>
+        <w:pStyle w:val="BodyText"/>
       </w:pPr>
       <w:r>
         <w:rPr>
@@ -8149,16 +8711,21 @@
                           <m:grow/>
                         </m:dPr>
                         <m:e>
-                          <m:acc>
-                            <m:accPr>
-                              <m:chr m:val="̃"/>
-                            </m:accPr>
+                          <m:limLow>
                             <m:e>
                               <m:r>
                                 <m:t>X</m:t>
                               </m:r>
                             </m:e>
-                          </m:acc>
+                            <m:lim>
+                              <m:r>
+                                <m:rPr>
+                                  <m:sty m:val="p"/>
+                                </m:rPr>
+                                <m:t>∼</m:t>
+                              </m:r>
+                            </m:lim>
+                          </m:limLow>
                         </m:e>
                       </m:d>
                       <m:r>
@@ -8244,16 +8811,21 @@
                           <m:grow/>
                         </m:dPr>
                         <m:e>
-                          <m:acc>
-                            <m:accPr>
-                              <m:chr m:val="̃"/>
-                            </m:accPr>
+                          <m:limLow>
                             <m:e>
                               <m:r>
                                 <m:t>X</m:t>
                               </m:r>
                             </m:e>
-                          </m:acc>
+                            <m:lim>
+                              <m:r>
+                                <m:rPr>
+                                  <m:sty m:val="p"/>
+                                </m:rPr>
+                                <m:t>∼</m:t>
+                              </m:r>
+                            </m:lim>
+                          </m:limLow>
                         </m:e>
                       </m:d>
                       <m:r>
@@ -8357,16 +8929,21 @@
                           <m:grow/>
                         </m:dPr>
                         <m:e>
-                          <m:acc>
-                            <m:accPr>
-                              <m:chr m:val="̃"/>
-                            </m:accPr>
+                          <m:limLow>
                             <m:e>
                               <m:r>
                                 <m:t>X</m:t>
                               </m:r>
                             </m:e>
-                          </m:acc>
+                            <m:lim>
+                              <m:r>
+                                <m:rPr>
+                                  <m:sty m:val="p"/>
+                                </m:rPr>
+                                <m:t>∼</m:t>
+                              </m:r>
+                            </m:lim>
+                          </m:limLow>
                         </m:e>
                       </m:d>
                       <m:r>
@@ -8400,51 +8977,10 @@
         </m:oMath>
       </m:oMathPara>
     </w:p>
-    <w:bookmarkStart w:id="31" w:name="rem-source-rao-blackwell"/>
+    <w:bookmarkStart w:id="32" w:name="exr-poisson-zero-conditional"/>
     <w:p>
       <w:pPr>
         <w:pStyle w:val="FirstParagraph"/>
-      </w:pPr>
-      <w:r>
-        <w:rPr>
-          <w:i/>
-          <w:iCs/>
-        </w:rPr>
-        <w:t xml:space="preserve">Remark 5</w:t>
-      </w:r>
-      <w:r>
-        <w:t xml:space="preserve"> (Source: Rao–Blackwell theorem). </w:t>
-      </w:r>
-      <w:r>
-        <w:t xml:space="preserve">Rao (1945)</w:t>
-      </w:r>
-      <w:r>
-        <w:t xml:space="preserve">;</w:t>
-      </w:r>
-      <w:r>
-        <w:t xml:space="preserve"> </w:t>
-      </w:r>
-      <w:r>
-        <w:t xml:space="preserve">Blackwell (1947)</w:t>
-      </w:r>
-      <w:r>
-        <w:t xml:space="preserve">;</w:t>
-      </w:r>
-      <w:r>
-        <w:t xml:space="preserve"> </w:t>
-      </w:r>
-      <w:r>
-        <w:t xml:space="preserve">Casella and Berger (2002, Thm. 7.3.17, p. 342)</w:t>
-      </w:r>
-      <w:r>
-        <w:t xml:space="preserve">.</w:t>
-      </w:r>
-    </w:p>
-    <w:bookmarkEnd w:id="31"/>
-    <w:bookmarkStart w:id="33" w:name="exr-poisson-zero-conditional"/>
-    <w:p>
-      <w:pPr>
-        <w:pStyle w:val="BodyText"/>
       </w:pPr>
       <w:r>
         <w:rPr>
@@ -8806,7 +9342,7 @@
       <w:r>
         <w:t xml:space="preserve"> </w:t>
       </w:r>
-      <w:hyperlink r:id="rId32">
+      <w:hyperlink r:id="rId31">
         <w:r>
           <w:rPr>
             <w:rStyle w:val="Hyperlink"/>
@@ -8832,8 +9368,8 @@
         <w:t xml:space="preserve">.</w:t>
       </w:r>
     </w:p>
-    <w:bookmarkEnd w:id="33"/>
-    <w:bookmarkStart w:id="34" w:name="sol-poisson-zero-conditional"/>
+    <w:bookmarkEnd w:id="32"/>
+    <w:bookmarkStart w:id="33" w:name="sol-poisson-zero-conditional"/>
     <w:p>
       <w:pPr>
         <w:pStyle w:val="BodyText"/>
@@ -10495,8 +11031,8 @@
         </m:oMath>
       </m:oMathPara>
     </w:p>
-    <w:bookmarkEnd w:id="34"/>
-    <w:bookmarkStart w:id="36" w:name="lem-poisson-zero-rb"/>
+    <w:bookmarkEnd w:id="33"/>
+    <w:bookmarkStart w:id="35" w:name="lem-poisson-zero-rb"/>
     <w:p>
       <w:pPr>
         <w:pStyle w:val="FirstParagraph"/>
@@ -10688,7 +11224,7 @@
       <w:pPr>
         <w:pStyle w:val="BodyText"/>
       </w:pPr>
-      <w:bookmarkStart w:id="35" w:name="eq-poisson-zero-conditional"/>
+      <w:bookmarkStart w:id="34" w:name="eq-poisson-zero-conditional"/>
       <m:oMathPara>
         <m:oMathParaPr>
           <m:jc m:val="center"/>
@@ -10830,7 +11366,7 @@
           </m:r>
         </m:oMath>
       </m:oMathPara>
-      <w:bookmarkEnd w:id="35"/>
+      <w:bookmarkEnd w:id="34"/>
     </w:p>
     <w:p>
       <w:pPr>
@@ -10890,7 +11426,7 @@
         <w:t xml:space="preserve">.</w:t>
       </w:r>
     </w:p>
-    <w:bookmarkEnd w:id="36"/>
+    <w:bookmarkEnd w:id="35"/>
     <w:p>
       <w:pPr>
         <w:pStyle w:val="BodyText"/>
@@ -10923,7 +11459,7 @@
         <w:t xml:space="preserve">.</w:t>
       </w:r>
     </w:p>
-    <w:bookmarkStart w:id="43" w:name="exm-rao-blackwell-poisson"/>
+    <w:bookmarkStart w:id="42" w:name="exm-rao-blackwell-poisson"/>
     <w:p>
       <w:pPr>
         <w:pStyle w:val="BodyText"/>
@@ -10983,7 +11519,7 @@
       <w:r>
         <w:t xml:space="preserve"> </w:t>
       </w:r>
-      <w:hyperlink r:id="rId37">
+      <w:hyperlink r:id="rId36">
         <w:r>
           <w:rPr>
             <w:rStyle w:val="VerbatimChar"/>
@@ -11015,7 +11551,7 @@
       <w:r>
         <w:t xml:space="preserve"> </w:t>
       </w:r>
-      <w:hyperlink r:id="rId38">
+      <w:hyperlink r:id="rId37">
         <w:r>
           <w:rPr>
             <w:rStyle w:val="VerbatimChar"/>
@@ -13193,7 +13729,7 @@
       <w:tr>
         <w:tc>
           <w:tcPr/>
-          <w:bookmarkStart w:id="42" w:name="fig-rao-blackwell-poisson"/>
+          <w:bookmarkStart w:id="41" w:name="fig-rao-blackwell-poisson"/>
           <w:p>
             <w:pPr>
               <w:pStyle w:val="SourceCode"/>
@@ -13809,18 +14345,18 @@
                 <wp:inline>
                   <wp:extent cx="4620126" cy="3696101"/>
                   <wp:effectExtent b="0" l="0" r="0" t="0"/>
-                  <wp:docPr descr="" title="" id="40" name="Picture"/>
+                  <wp:docPr descr="" title="" id="39" name="Picture"/>
                   <a:graphic>
                     <a:graphicData uri="http://schemas.openxmlformats.org/drawingml/2006/picture">
                       <pic:pic>
                         <pic:nvPicPr>
-                          <pic:cNvPr descr="sufficiency_files/figure-docx/rao-blackwell-poisson-plot-1.png" id="41" name="Picture"/>
+                          <pic:cNvPr descr="sufficiency_files/figure-docx/rao-blackwell-poisson-plot-1.png" id="40" name="Picture"/>
                           <pic:cNvPicPr>
                             <a:picLocks noChangeArrowheads="1" noChangeAspect="1"/>
                           </pic:cNvPicPr>
                         </pic:nvPicPr>
                         <pic:blipFill>
-                          <a:blip r:embed="rId39"/>
+                          <a:blip r:embed="rId38"/>
                           <a:stretch>
                             <a:fillRect/>
                           </a:stretch>
@@ -13877,12 +14413,12 @@
               <w:t xml:space="preserve">, 10,000 samples); the dashed line marks the estimand</w:t>
             </w:r>
           </w:p>
-          <w:bookmarkEnd w:id="42"/>
+          <w:bookmarkEnd w:id="41"/>
         </w:tc>
       </w:tr>
     </w:tbl>
-    <w:bookmarkEnd w:id="43"/>
-    <w:bookmarkStart w:id="44" w:name="rem-rb-insufficient"/>
+    <w:bookmarkEnd w:id="42"/>
+    <w:bookmarkStart w:id="43" w:name="rem-rb-insufficient"/>
     <w:p>
       <w:pPr>
         <w:pStyle w:val="BodyText"/>
@@ -13892,7 +14428,7 @@
           <w:i/>
           <w:iCs/>
         </w:rPr>
-        <w:t xml:space="preserve">Remark 6</w:t>
+        <w:t xml:space="preserve">Remark 5</w:t>
       </w:r>
       <w:r>
         <w:t xml:space="preserve"> (Sufficiency is needed). </w:t>
@@ -13918,16 +14454,21 @@
             <m:grow/>
           </m:dPr>
           <m:e>
-            <m:acc>
-              <m:accPr>
-                <m:chr m:val="̃"/>
-              </m:accPr>
+            <m:limLow>
               <m:e>
                 <m:r>
                   <m:t>X</m:t>
                 </m:r>
               </m:e>
-            </m:acc>
+              <m:lim>
+                <m:r>
+                  <m:rPr>
+                    <m:sty m:val="p"/>
+                  </m:rPr>
+                  <m:t>∼</m:t>
+                </m:r>
+              </m:lim>
+            </m:limLow>
           </m:e>
         </m:d>
         <m:r>
@@ -13991,16 +14532,21 @@
                 <m:grow/>
               </m:dPr>
               <m:e>
-                <m:acc>
-                  <m:accPr>
-                    <m:chr m:val="̃"/>
-                  </m:accPr>
+                <m:limLow>
                   <m:e>
                     <m:r>
                       <m:t>X</m:t>
                     </m:r>
                   </m:e>
-                </m:acc>
+                  <m:lim>
+                    <m:r>
+                      <m:rPr>
+                        <m:sty m:val="p"/>
+                      </m:rPr>
+                      <m:t>∼</m:t>
+                    </m:r>
+                  </m:lim>
+                </m:limLow>
               </m:e>
             </m:d>
             <m:r>
@@ -14048,9 +14594,9 @@
         <w:t xml:space="preserve">).</w:t>
       </w:r>
     </w:p>
+    <w:bookmarkEnd w:id="43"/>
     <w:bookmarkEnd w:id="44"/>
-    <w:bookmarkEnd w:id="45"/>
-    <w:bookmarkStart w:id="47" w:name="sec-sufficiency-reading"/>
+    <w:bookmarkStart w:id="46" w:name="sec-sufficiency-reading"/>
     <w:p>
       <w:pPr>
         <w:pStyle w:val="Heading2"/>
@@ -14079,7 +14625,7 @@
           <w:t xml:space="preserve"> </w:t>
         </w:r>
       </w:ins>
-      <w:hyperlink r:id="rId46">
+      <w:hyperlink r:id="rId45">
         <w:ins w:id="6" w:author="PR Preview" w:date="2026-01-01T00:00:00Z">
           <w:r>
             <w:rPr>
@@ -14118,8 +14664,8 @@
         </w:r>
       </w:ins>
     </w:p>
-    <w:bookmarkEnd w:id="47"/>
-    <w:bookmarkStart w:id="59" w:name="references"/>
+    <w:bookmarkEnd w:id="46"/>
+    <w:bookmarkStart w:id="58" w:name="references"/>
     <w:p>
       <w:pPr>
         <w:pStyle w:val="Heading2"/>
@@ -14128,8 +14674,8 @@
         <w:t xml:space="preserve">References</w:t>
       </w:r>
     </w:p>
-    <w:bookmarkStart w:id="58" w:name="refs"/>
-    <w:bookmarkStart w:id="49" w:name="ref-blackwell1947conditional"/>
+    <w:bookmarkStart w:id="57" w:name="refs"/>
+    <w:bookmarkStart w:id="48" w:name="ref-blackwell1947conditional"/>
     <w:p>
       <w:pPr>
         <w:pStyle w:val="Bibliography"/>
@@ -14162,7 +14708,7 @@
       <w:r>
         <w:t xml:space="preserve"> </w:t>
       </w:r>
-      <w:hyperlink r:id="rId48">
+      <w:hyperlink r:id="rId47">
         <w:r>
           <w:rPr>
             <w:rStyle w:val="Hyperlink"/>
@@ -14174,8 +14720,8 @@
         <w:t xml:space="preserve">.</w:t>
       </w:r>
     </w:p>
-    <w:bookmarkEnd w:id="49"/>
-    <w:bookmarkStart w:id="51" w:name="ref-CaseBerg01"/>
+    <w:bookmarkEnd w:id="48"/>
+    <w:bookmarkStart w:id="50" w:name="ref-CaseBerg01"/>
     <w:p>
       <w:pPr>
         <w:pStyle w:val="Bibliography"/>
@@ -14199,7 +14745,7 @@
       <w:r>
         <w:t xml:space="preserve"> </w:t>
       </w:r>
-      <w:hyperlink r:id="rId50">
+      <w:hyperlink r:id="rId49">
         <w:r>
           <w:rPr>
             <w:rStyle w:val="Hyperlink"/>
@@ -14211,8 +14757,8 @@
         <w:t xml:space="preserve">.</w:t>
       </w:r>
     </w:p>
-    <w:bookmarkEnd w:id="51"/>
-    <w:bookmarkStart w:id="53" w:name="ref-fisher1922mathematical"/>
+    <w:bookmarkEnd w:id="50"/>
+    <w:bookmarkStart w:id="52" w:name="ref-fisher1922mathematical"/>
     <w:p>
       <w:pPr>
         <w:pStyle w:val="Bibliography"/>
@@ -14245,7 +14791,7 @@
       <w:r>
         <w:t xml:space="preserve"> </w:t>
       </w:r>
-      <w:hyperlink r:id="rId52">
+      <w:hyperlink r:id="rId51">
         <w:r>
           <w:rPr>
             <w:rStyle w:val="Hyperlink"/>
@@ -14257,8 +14803,8 @@
         <w:t xml:space="preserve">.</w:t>
       </w:r>
     </w:p>
-    <w:bookmarkEnd w:id="53"/>
-    <w:bookmarkStart w:id="55" w:name="ref-halmos1949application"/>
+    <w:bookmarkEnd w:id="52"/>
+    <w:bookmarkStart w:id="54" w:name="ref-halmos1949application"/>
     <w:p>
       <w:pPr>
         <w:pStyle w:val="Bibliography"/>
@@ -14303,7 +14849,7 @@
       <w:r>
         <w:t xml:space="preserve"> </w:t>
       </w:r>
-      <w:hyperlink r:id="rId54">
+      <w:hyperlink r:id="rId53">
         <w:r>
           <w:rPr>
             <w:rStyle w:val="Hyperlink"/>
@@ -14315,8 +14861,8 @@
         <w:t xml:space="preserve">.</w:t>
       </w:r>
     </w:p>
-    <w:bookmarkEnd w:id="55"/>
-    <w:bookmarkStart w:id="56" w:name="ref-hosmer1989applied"/>
+    <w:bookmarkEnd w:id="54"/>
+    <w:bookmarkStart w:id="55" w:name="ref-hosmer1989applied"/>
     <w:p>
       <w:pPr>
         <w:pStyle w:val="Bibliography"/>
@@ -14338,8 +14884,8 @@
         <w:t xml:space="preserve">. Wiley.</w:t>
       </w:r>
     </w:p>
-    <w:bookmarkEnd w:id="56"/>
-    <w:bookmarkStart w:id="57" w:name="ref-rao1945information"/>
+    <w:bookmarkEnd w:id="55"/>
+    <w:bookmarkStart w:id="56" w:name="ref-rao1945information"/>
     <w:p>
       <w:pPr>
         <w:pStyle w:val="Bibliography"/>
@@ -14370,9 +14916,9 @@
         <w:t xml:space="preserve">37: 81–91.</w:t>
       </w:r>
     </w:p>
+    <w:bookmarkEnd w:id="56"/>
     <w:bookmarkEnd w:id="57"/>
     <w:bookmarkEnd w:id="58"/>
-    <w:bookmarkEnd w:id="59"/>
     <w:sectPr>
       <w:footnotePr>
         <w:numRestart w:val="eachSect"/>
